--- a/cv/cv-elite.docx
+++ b/cv/cv-elite.docx
@@ -189,7 +189,7 @@
           <w:sz w:val="16"/>
           <w:rtl/>
         </w:rPr>
-        <w:t>الرياض — غرب الرياض</w:t>
+        <w:t>الرياض — البطحاء</w:t>
       </w:r>
     </w:p>
     <w:p>
@@ -325,7 +325,7 @@
           <w:sz w:val="17"/>
           <w:rtl/>
         </w:rPr>
-        <w:t>مكتبة ومركز خدمات · الرياض</w:t>
+        <w:t>مكتبة ومركز خدمات</w:t>
       </w:r>
     </w:p>
     <w:p>
@@ -498,7 +498,7 @@
           <w:sz w:val="17"/>
           <w:rtl/>
         </w:rPr>
-        <w:t>متجر تجزئة · الرياض</w:t>
+        <w:t>متجر تجزئة</w:t>
       </w:r>
     </w:p>
     <w:p>
@@ -953,7 +953,7 @@
           <w:sz w:val="18"/>
           <w:rtl/>
         </w:rPr>
-        <w:t>مقيم في الرياض (غرب الرياض) — انتقال مستقل</w:t>
+        <w:t>مقيم في الرياض — البطحاء، انتقال مستقل</w:t>
       </w:r>
     </w:p>
     <w:p>
@@ -1003,7 +1003,7 @@
           <w:sz w:val="15"/>
           <w:rtl/>
         </w:rPr>
-        <w:t>سيرة ذاتية — محمد البخيتي · موظف مكتب خدمات عامة · الرياض</w:t>
+        <w:t>سيرة ذاتية — محمد البخيتي · موظف مكتب خدمات عامة · الرياض — البطحاء</w:t>
       </w:r>
     </w:p>
     <w:p>
